--- a/output/tbl-coxph/tbl-coxph-pfs.docx
+++ b/output/tbl-coxph/tbl-coxph-pfs.docx
@@ -2,14 +2,6 @@
 <file path=word/document.xml><?xml version="1.0" encoding="utf-8"?>
 <w:document xmlns:wpc="http://schemas.microsoft.com/office/word/2010/wordprocessingCanvas" xmlns:cx="http://schemas.microsoft.com/office/drawing/2014/chartex" xmlns:cx1="http://schemas.microsoft.com/office/drawing/2015/9/8/chartex" xmlns:cx2="http://schemas.microsoft.com/office/drawing/2015/10/21/chartex" xmlns:cx3="http://schemas.microsoft.com/office/drawing/2016/5/9/chartex" xmlns:cx4="http://schemas.microsoft.com/office/drawing/2016/5/10/chartex" xmlns:cx5="http://schemas.microsoft.com/office/drawing/2016/5/11/chartex" xmlns:cx6="http://schemas.microsoft.com/office/drawing/2016/5/12/chartex" xmlns:cx7="http://schemas.microsoft.com/office/drawing/2016/5/13/chartex" xmlns:cx8="http://schemas.microsoft.com/office/drawing/2016/5/14/chartex" xmlns:mc="http://schemas.openxmlformats.org/markup-compatibility/2006" xmlns:aink="http://schemas.microsoft.com/office/drawing/2016/ink" xmlns:am3d="http://schemas.microsoft.com/office/drawing/2017/model3d" xmlns:o="urn:schemas-microsoft-com:office:office" xmlns:r="http://schemas.openxmlformats.org/officeDocument/2006/relationships" xmlns:m="http://schemas.openxmlformats.org/officeDocument/2006/math" xmlns:v="urn:schemas-microsoft-com:vml" xmlns:wp14="http://schemas.microsoft.com/office/word/2010/wordprocessingDrawing" xmlns:wp="http://schemas.openxmlformats.org/drawingml/2006/wordprocessingDrawing" xmlns:w10="urn:schemas-microsoft-com:office:word" xmlns:w="http://schemas.openxmlformats.org/wordprocessingml/2006/main" xmlns:w14="http://schemas.microsoft.com/office/word/2010/wordml" xmlns:w15="http://schemas.microsoft.com/office/word/2012/wordml" xmlns:w16cex="http://schemas.microsoft.com/office/word/2018/wordml/cex" xmlns:w16cid="http://schemas.microsoft.com/office/word/2016/wordml/cid" xmlns:w16="http://schemas.microsoft.com/office/word/2018/wordml" xmlns:w16se="http://schemas.microsoft.com/office/word/2015/wordml/symex" xmlns:wpg="http://schemas.microsoft.com/office/word/2010/wordprocessingGroup" xmlns:wpi="http://schemas.microsoft.com/office/word/2010/wordprocessingInk" xmlns:wne="http://schemas.microsoft.com/office/word/2006/wordml" xmlns:wps="http://schemas.microsoft.com/office/word/2010/wordprocessingShape" mc:Ignorable="w14 w15 w16se w16cid w16 w16cex wp14">
   <w:body>
-    <w:p>
-      <w:pPr>
-        <w:pStyle w:val="Normal"/>
-      </w:pPr>
-      <w:r>
-        <w:t xml:space="preserve"/>
-      </w:r>
-    </w:p>
     <w:tbl xmlns:a="http://schemas.openxmlformats.org/drawingml/2006/main" xmlns:pic="http://schemas.openxmlformats.org/drawingml/2006/picture">
       <w:tblPr>
         <w:tblLayout w:type="autofit"/>
@@ -5981,10 +5973,11 @@
       </w:tr>
     </w:tbl>
     <w:sectPr>
-      <w:pgMar w:header="708" w:bottom="1417" w:top="1417" w:right="1417" w:left="1417" w:footer="708" w:gutter="0"/>
-      <w:pgSz w:h="16838" w:w="11906" w:orient="portrait"/>
       <w:type w:val="continuous"/>
-      <w:cols/>
+      <w:pgSz w:w="11900" w:h="16840"/>
+      <w:pgMar w:top="1417" w:right="1417" w:bottom="1417" w:left="1417" w:header="708" w:footer="708" w:gutter="0"/>
+      <w:cols w:space="708"/>
+      <w:docGrid w:linePitch="360"/>
     </w:sectPr>
   </w:body>
 </w:document>

--- a/output/tbl-coxph/tbl-coxph-pfs.docx
+++ b/output/tbl-coxph/tbl-coxph-pfs.docx
@@ -29,7 +29,7 @@
               <w:left w:w="0" w:type="dxa"/>
               <w:right w:w="0" w:type="dxa"/>
             </w:tcMar>
-            <w:vAlign w:val="center"/>
+            <w:vAlign w:val="bottom"/>
           </w:tcPr>
           <w:p>
             <w:pPr>
@@ -73,7 +73,7 @@
           <w:tcPr>
             <w:gridSpan w:val="3"/>
             <w:tcBorders>
-              <w:bottom w:val="none" w:sz="0" w:space="0" w:color="000000"/>
+              <w:bottom w:val="single" w:sz="8" w:space="0" w:color="333333"/>
               <w:top w:val="none" w:sz="0" w:space="0" w:color="000000"/>
               <w:left w:val="none" w:sz="0" w:space="0" w:color="000000"/>
               <w:right w:val="none" w:sz="0" w:space="0" w:color="000000"/>
@@ -85,7 +85,7 @@
               <w:left w:w="0" w:type="dxa"/>
               <w:right w:w="0" w:type="dxa"/>
             </w:tcMar>
-            <w:vAlign w:val="center"/>
+            <w:vAlign w:val="bottom"/>
           </w:tcPr>
           <w:p>
             <w:pPr>
@@ -129,7 +129,7 @@
           <w:tcPr>
             <w:gridSpan w:val="3"/>
             <w:tcBorders>
-              <w:bottom w:val="none" w:sz="0" w:space="0" w:color="000000"/>
+              <w:bottom w:val="single" w:sz="8" w:space="0" w:color="333333"/>
               <w:top w:val="none" w:sz="0" w:space="0" w:color="000000"/>
               <w:left w:val="none" w:sz="0" w:space="0" w:color="000000"/>
               <w:right w:val="none" w:sz="0" w:space="0" w:color="000000"/>
@@ -141,7 +141,7 @@
               <w:left w:w="0" w:type="dxa"/>
               <w:right w:w="0" w:type="dxa"/>
             </w:tcMar>
-            <w:vAlign w:val="center"/>
+            <w:vAlign w:val="bottom"/>
           </w:tcPr>
           <w:p>
             <w:pPr>
@@ -202,7 +202,7 @@
               <w:left w:w="0" w:type="dxa"/>
               <w:right w:w="0" w:type="dxa"/>
             </w:tcMar>
-            <w:vAlign w:val="center"/>
+            <w:vAlign w:val="bottom"/>
           </w:tcPr>
           <w:p>
             <w:pPr>
@@ -246,7 +246,7 @@
           <w:tcPr>
             <w:tcBorders>
               <w:bottom w:val="single" w:sz="8" w:space="0" w:color="333333"/>
-              <w:top w:val="none" w:sz="0" w:space="0" w:color="000000"/>
+              <w:top w:val="single" w:sz="8" w:space="0" w:color="333333"/>
               <w:left w:val="none" w:sz="0" w:space="0" w:color="000000"/>
               <w:right w:val="none" w:sz="0" w:space="0" w:color="000000"/>
             </w:tcBorders>
@@ -257,7 +257,7 @@
               <w:left w:w="0" w:type="dxa"/>
               <w:right w:w="0" w:type="dxa"/>
             </w:tcMar>
-            <w:vAlign w:val="center"/>
+            <w:vAlign w:val="bottom"/>
           </w:tcPr>
           <w:p>
             <w:pPr>
@@ -301,7 +301,7 @@
           <w:tcPr>
             <w:tcBorders>
               <w:bottom w:val="single" w:sz="8" w:space="0" w:color="333333"/>
-              <w:top w:val="none" w:sz="0" w:space="0" w:color="000000"/>
+              <w:top w:val="single" w:sz="8" w:space="0" w:color="333333"/>
               <w:left w:val="none" w:sz="0" w:space="0" w:color="000000"/>
               <w:right w:val="none" w:sz="0" w:space="0" w:color="000000"/>
             </w:tcBorders>
@@ -312,7 +312,7 @@
               <w:left w:w="0" w:type="dxa"/>
               <w:right w:w="0" w:type="dxa"/>
             </w:tcMar>
-            <w:vAlign w:val="center"/>
+            <w:vAlign w:val="bottom"/>
           </w:tcPr>
           <w:p>
             <w:pPr>
@@ -356,7 +356,7 @@
           <w:tcPr>
             <w:tcBorders>
               <w:bottom w:val="single" w:sz="8" w:space="0" w:color="333333"/>
-              <w:top w:val="none" w:sz="0" w:space="0" w:color="000000"/>
+              <w:top w:val="single" w:sz="8" w:space="0" w:color="333333"/>
               <w:left w:val="none" w:sz="0" w:space="0" w:color="000000"/>
               <w:right w:val="none" w:sz="0" w:space="0" w:color="000000"/>
             </w:tcBorders>
@@ -367,7 +367,7 @@
               <w:left w:w="0" w:type="dxa"/>
               <w:right w:w="0" w:type="dxa"/>
             </w:tcMar>
-            <w:vAlign w:val="center"/>
+            <w:vAlign w:val="bottom"/>
           </w:tcPr>
           <w:p>
             <w:pPr>
@@ -411,7 +411,7 @@
           <w:tcPr>
             <w:tcBorders>
               <w:bottom w:val="single" w:sz="8" w:space="0" w:color="333333"/>
-              <w:top w:val="none" w:sz="0" w:space="0" w:color="000000"/>
+              <w:top w:val="single" w:sz="8" w:space="0" w:color="333333"/>
               <w:left w:val="none" w:sz="0" w:space="0" w:color="000000"/>
               <w:right w:val="none" w:sz="0" w:space="0" w:color="000000"/>
             </w:tcBorders>
@@ -422,7 +422,7 @@
               <w:left w:w="0" w:type="dxa"/>
               <w:right w:w="0" w:type="dxa"/>
             </w:tcMar>
-            <w:vAlign w:val="center"/>
+            <w:vAlign w:val="bottom"/>
           </w:tcPr>
           <w:p>
             <w:pPr>
@@ -466,7 +466,7 @@
           <w:tcPr>
             <w:tcBorders>
               <w:bottom w:val="single" w:sz="8" w:space="0" w:color="333333"/>
-              <w:top w:val="none" w:sz="0" w:space="0" w:color="000000"/>
+              <w:top w:val="single" w:sz="8" w:space="0" w:color="333333"/>
               <w:left w:val="none" w:sz="0" w:space="0" w:color="000000"/>
               <w:right w:val="none" w:sz="0" w:space="0" w:color="000000"/>
             </w:tcBorders>
@@ -477,7 +477,7 @@
               <w:left w:w="0" w:type="dxa"/>
               <w:right w:w="0" w:type="dxa"/>
             </w:tcMar>
-            <w:vAlign w:val="center"/>
+            <w:vAlign w:val="bottom"/>
           </w:tcPr>
           <w:p>
             <w:pPr>
@@ -521,7 +521,7 @@
           <w:tcPr>
             <w:tcBorders>
               <w:bottom w:val="single" w:sz="8" w:space="0" w:color="333333"/>
-              <w:top w:val="none" w:sz="0" w:space="0" w:color="000000"/>
+              <w:top w:val="single" w:sz="8" w:space="0" w:color="333333"/>
               <w:left w:val="none" w:sz="0" w:space="0" w:color="000000"/>
               <w:right w:val="none" w:sz="0" w:space="0" w:color="000000"/>
             </w:tcBorders>
@@ -532,7 +532,7 @@
               <w:left w:w="0" w:type="dxa"/>
               <w:right w:w="0" w:type="dxa"/>
             </w:tcMar>
-            <w:vAlign w:val="center"/>
+            <w:vAlign w:val="bottom"/>
           </w:tcPr>
           <w:p>
             <w:pPr>

--- a/output/tbl-coxph/tbl-coxph-pfs.docx
+++ b/output/tbl-coxph/tbl-coxph-pfs.docx
@@ -12,7 +12,6 @@
       <w:tr>
         <w:trPr>
           <w:trHeight w:val="638" w:hRule="auto"/>
-          <w:tblHeader/>
         </w:trPr>
         <w:tc>
           <w:tcPr>
@@ -185,7 +184,6 @@
       <w:tr>
         <w:trPr>
           <w:trHeight w:val="638" w:hRule="auto"/>
-          <w:tblHeader/>
         </w:trPr>
         <w:tc>
           <w:tcPr>
